--- a/downloads/teacher/04 Units/Unit 02 - Individual Growth and Life Readiness - Me, My Goals, My Money/Lesson 02.16 - Diversification.docx
+++ b/downloads/teacher/04 Units/Unit 02 - Individual Growth and Life Readiness - Me, My Goals, My Money/Lesson 02.16 - Diversification.docx
@@ -230,11 +230,17 @@
       <w:r>
         <w:t xml:space="preserve">By the end of this lesson, students will be able to:</w:t>
       </w:r>
-      <w:r>
-        <w:t xml:space="preserve"> </w:t>
-      </w:r>
-      <w:r>
-        <w:t xml:space="preserve">1. (Low) Given the phrase</w:t>
+    </w:p>
+    <w:p>
+      <w:pPr>
+        <w:numPr>
+          <w:ilvl w:val="0"/>
+          <w:numId w:val="1002"/>
+        </w:numPr>
+        <w:pStyle w:val="Compact"/>
+      </w:pPr>
+      <w:r>
+        <w:t xml:space="preserve">(Low) Given the phrase</w:t>
       </w:r>
       <w:r>
         <w:t xml:space="preserve"> </w:t>
@@ -254,17 +260,29 @@
       <w:r>
         <w:t xml:space="preserve">explain what diversification means for a portfolio in one sentence.</w:t>
       </w:r>
-      <w:r>
-        <w:t xml:space="preserve"> </w:t>
-      </w:r>
-      <w:r>
-        <w:t xml:space="preserve">2. (Mid) Given three paper portfolios and a market shock, compute each portfolio’s value after the shock and rank them by loss.</w:t>
-      </w:r>
-      <w:r>
-        <w:t xml:space="preserve"> </w:t>
-      </w:r>
-      <w:r>
-        <w:t xml:space="preserve">3. (High) Given their own portfolio pie, decide whether to rebalance, make the trades or the hold, and justify the decision in the journal using the paper exercise as evidence.</w:t>
+    </w:p>
+    <w:p>
+      <w:pPr>
+        <w:numPr>
+          <w:ilvl w:val="0"/>
+          <w:numId w:val="1002"/>
+        </w:numPr>
+        <w:pStyle w:val="Compact"/>
+      </w:pPr>
+      <w:r>
+        <w:t xml:space="preserve">(Mid) Given three paper portfolios and a market shock, compute each portfolio’s value after the shock and rank them by loss.</w:t>
+      </w:r>
+    </w:p>
+    <w:p>
+      <w:pPr>
+        <w:numPr>
+          <w:ilvl w:val="0"/>
+          <w:numId w:val="1002"/>
+        </w:numPr>
+        <w:pStyle w:val="Compact"/>
+      </w:pPr>
+      <w:r>
+        <w:t xml:space="preserve">(High) Given their own portfolio pie, decide whether to rebalance, make the trades or the hold, and justify the decision in the journal using the paper exercise as evidence.</w:t>
       </w:r>
     </w:p>
     <w:p>
@@ -305,7 +323,7 @@
       <w:pPr>
         <w:numPr>
           <w:ilvl w:val="0"/>
-          <w:numId w:val="1002"/>
+          <w:numId w:val="1003"/>
         </w:numPr>
         <w:pStyle w:val="Compact"/>
       </w:pPr>
@@ -317,7 +335,7 @@
       <w:pPr>
         <w:numPr>
           <w:ilvl w:val="0"/>
-          <w:numId w:val="1002"/>
+          <w:numId w:val="1003"/>
         </w:numPr>
         <w:pStyle w:val="Compact"/>
       </w:pPr>
@@ -335,7 +353,7 @@
       <w:pPr>
         <w:numPr>
           <w:ilvl w:val="0"/>
-          <w:numId w:val="1002"/>
+          <w:numId w:val="1003"/>
         </w:numPr>
         <w:pStyle w:val="Compact"/>
       </w:pPr>
@@ -347,7 +365,7 @@
       <w:pPr>
         <w:numPr>
           <w:ilvl w:val="0"/>
-          <w:numId w:val="1002"/>
+          <w:numId w:val="1003"/>
         </w:numPr>
         <w:pStyle w:val="Compact"/>
       </w:pPr>
@@ -359,7 +377,7 @@
       <w:pPr>
         <w:numPr>
           <w:ilvl w:val="0"/>
-          <w:numId w:val="1002"/>
+          <w:numId w:val="1003"/>
         </w:numPr>
         <w:pStyle w:val="Compact"/>
       </w:pPr>
@@ -371,7 +389,7 @@
       <w:pPr>
         <w:numPr>
           <w:ilvl w:val="0"/>
-          <w:numId w:val="1002"/>
+          <w:numId w:val="1003"/>
         </w:numPr>
         <w:pStyle w:val="Compact"/>
       </w:pPr>
@@ -392,7 +410,7 @@
       <w:pPr>
         <w:numPr>
           <w:ilvl w:val="0"/>
-          <w:numId w:val="1002"/>
+          <w:numId w:val="1003"/>
         </w:numPr>
         <w:pStyle w:val="Compact"/>
       </w:pPr>
@@ -404,7 +422,7 @@
       <w:pPr>
         <w:numPr>
           <w:ilvl w:val="0"/>
-          <w:numId w:val="1002"/>
+          <w:numId w:val="1003"/>
         </w:numPr>
         <w:pStyle w:val="Compact"/>
       </w:pPr>
@@ -862,49 +880,85 @@
       <w:r>
         <w:t xml:space="preserve">Monitor understanding:</w:t>
       </w:r>
-      <w:r>
-        <w:t xml:space="preserve"> </w:t>
-      </w:r>
-      <w:r>
-        <w:t xml:space="preserve">- What does Portfolio B’s value do in Shock 1? In Shock 2? Why the same answer?</w:t>
-      </w:r>
-      <w:r>
-        <w:t xml:space="preserve"> </w:t>
-      </w:r>
-      <w:r>
-        <w:t xml:space="preserve">- Portfolio C lost 20 percent in the crash. Is that good or bad? Compared to what?</w:t>
-      </w:r>
-      <w:r>
-        <w:t xml:space="preserve"> </w:t>
-      </w:r>
-      <w:r>
-        <w:t xml:space="preserve">- What is your biggest slice right now?</w:t>
-      </w:r>
-    </w:p>
-    <w:p>
-      <w:pPr>
-        <w:pStyle w:val="BodyText"/>
+    </w:p>
+    <w:p>
+      <w:pPr>
+        <w:numPr>
+          <w:ilvl w:val="0"/>
+          <w:numId w:val="1004"/>
+        </w:numPr>
+        <w:pStyle w:val="Compact"/>
+      </w:pPr>
+      <w:r>
+        <w:t xml:space="preserve">What does Portfolio B’s value do in Shock 1? In Shock 2? Why the same answer?</w:t>
+      </w:r>
+    </w:p>
+    <w:p>
+      <w:pPr>
+        <w:numPr>
+          <w:ilvl w:val="0"/>
+          <w:numId w:val="1004"/>
+        </w:numPr>
+        <w:pStyle w:val="Compact"/>
+      </w:pPr>
+      <w:r>
+        <w:t xml:space="preserve">Portfolio C lost 20 percent in the crash. Is that good or bad? Compared to what?</w:t>
+      </w:r>
+    </w:p>
+    <w:p>
+      <w:pPr>
+        <w:numPr>
+          <w:ilvl w:val="0"/>
+          <w:numId w:val="1004"/>
+        </w:numPr>
+        <w:pStyle w:val="Compact"/>
+      </w:pPr>
+      <w:r>
+        <w:t xml:space="preserve">What is your biggest slice right now?</w:t>
+      </w:r>
+    </w:p>
+    <w:p>
+      <w:pPr>
+        <w:pStyle w:val="FirstParagraph"/>
       </w:pPr>
       <w:r>
         <w:t xml:space="preserve">Deepen learning:</w:t>
       </w:r>
-      <w:r>
-        <w:t xml:space="preserve"> </w:t>
-      </w:r>
-      <w:r>
-        <w:t xml:space="preserve">- If you knew a crash was coming next week, what would you do today? If you knew a boom was coming? What if you do not know, which is the real situation?</w:t>
-      </w:r>
-      <w:r>
-        <w:t xml:space="preserve"> </w:t>
-      </w:r>
-      <w:r>
-        <w:t xml:space="preserve">- Why do adults saving for retirement usually hold something like Portfolio C and not A?</w:t>
-      </w:r>
-      <w:r>
-        <w:t xml:space="preserve"> </w:t>
-      </w:r>
-      <w:r>
-        <w:t xml:space="preserve">- Is a person’s whole life diversified? What does it mean to have all your eggs in one basket outside of money?</w:t>
+    </w:p>
+    <w:p>
+      <w:pPr>
+        <w:numPr>
+          <w:ilvl w:val="0"/>
+          <w:numId w:val="1005"/>
+        </w:numPr>
+        <w:pStyle w:val="Compact"/>
+      </w:pPr>
+      <w:r>
+        <w:t xml:space="preserve">If you knew a crash was coming next week, what would you do today? If you knew a boom was coming? What if you do not know, which is the real situation?</w:t>
+      </w:r>
+    </w:p>
+    <w:p>
+      <w:pPr>
+        <w:numPr>
+          <w:ilvl w:val="0"/>
+          <w:numId w:val="1005"/>
+        </w:numPr>
+        <w:pStyle w:val="Compact"/>
+      </w:pPr>
+      <w:r>
+        <w:t xml:space="preserve">Why do adults saving for retirement usually hold something like Portfolio C and not A?</w:t>
+      </w:r>
+    </w:p>
+    <w:p>
+      <w:pPr>
+        <w:numPr>
+          <w:ilvl w:val="0"/>
+          <w:numId w:val="1005"/>
+        </w:numPr>
+        <w:pStyle w:val="Compact"/>
+      </w:pPr>
+      <w:r>
+        <w:t xml:space="preserve">Is a person’s whole life diversified? What does it mean to have all your eggs in one basket outside of money?</w:t>
       </w:r>
     </w:p>
     <w:p>
@@ -1122,7 +1176,7 @@
       <w:pPr>
         <w:numPr>
           <w:ilvl w:val="0"/>
-          <w:numId w:val="1003"/>
+          <w:numId w:val="1006"/>
         </w:numPr>
         <w:pStyle w:val="Compact"/>
       </w:pPr>
@@ -1169,7 +1223,7 @@
       <w:pPr>
         <w:numPr>
           <w:ilvl w:val="0"/>
-          <w:numId w:val="1003"/>
+          <w:numId w:val="1006"/>
         </w:numPr>
         <w:pStyle w:val="Compact"/>
       </w:pPr>
@@ -1181,7 +1235,7 @@
       <w:pPr>
         <w:numPr>
           <w:ilvl w:val="0"/>
-          <w:numId w:val="1003"/>
+          <w:numId w:val="1006"/>
         </w:numPr>
         <w:pStyle w:val="Compact"/>
       </w:pPr>
@@ -1205,7 +1259,7 @@
       <w:pPr>
         <w:numPr>
           <w:ilvl w:val="0"/>
-          <w:numId w:val="1003"/>
+          <w:numId w:val="1006"/>
         </w:numPr>
         <w:pStyle w:val="Compact"/>
       </w:pPr>
@@ -1217,7 +1271,7 @@
       <w:pPr>
         <w:numPr>
           <w:ilvl w:val="0"/>
-          <w:numId w:val="1003"/>
+          <w:numId w:val="1006"/>
         </w:numPr>
         <w:pStyle w:val="Compact"/>
       </w:pPr>
@@ -1229,7 +1283,7 @@
       <w:pPr>
         <w:numPr>
           <w:ilvl w:val="0"/>
-          <w:numId w:val="1003"/>
+          <w:numId w:val="1006"/>
         </w:numPr>
         <w:pStyle w:val="Compact"/>
       </w:pPr>
@@ -1557,7 +1611,7 @@
       <w:pPr>
         <w:numPr>
           <w:ilvl w:val="0"/>
-          <w:numId w:val="1004"/>
+          <w:numId w:val="1007"/>
         </w:numPr>
         <w:pStyle w:val="Compact"/>
       </w:pPr>
@@ -1569,7 +1623,7 @@
       <w:pPr>
         <w:numPr>
           <w:ilvl w:val="0"/>
-          <w:numId w:val="1004"/>
+          <w:numId w:val="1007"/>
         </w:numPr>
         <w:pStyle w:val="Compact"/>
       </w:pPr>
@@ -1581,7 +1635,7 @@
       <w:pPr>
         <w:numPr>
           <w:ilvl w:val="0"/>
-          <w:numId w:val="1004"/>
+          <w:numId w:val="1007"/>
         </w:numPr>
         <w:pStyle w:val="Compact"/>
       </w:pPr>
@@ -1605,7 +1659,7 @@
       <w:pPr>
         <w:numPr>
           <w:ilvl w:val="0"/>
-          <w:numId w:val="1004"/>
+          <w:numId w:val="1007"/>
         </w:numPr>
         <w:pStyle w:val="Compact"/>
       </w:pPr>
@@ -1672,7 +1726,7 @@
       <w:pPr>
         <w:numPr>
           <w:ilvl w:val="0"/>
-          <w:numId w:val="1005"/>
+          <w:numId w:val="1008"/>
         </w:numPr>
         <w:pStyle w:val="Compact"/>
       </w:pPr>
@@ -1684,7 +1738,7 @@
       <w:pPr>
         <w:numPr>
           <w:ilvl w:val="0"/>
-          <w:numId w:val="1005"/>
+          <w:numId w:val="1008"/>
         </w:numPr>
         <w:pStyle w:val="Compact"/>
       </w:pPr>
@@ -1732,7 +1786,7 @@
       <w:pPr>
         <w:numPr>
           <w:ilvl w:val="0"/>
-          <w:numId w:val="1005"/>
+          <w:numId w:val="1008"/>
         </w:numPr>
         <w:pStyle w:val="Compact"/>
       </w:pPr>
@@ -1744,7 +1798,7 @@
       <w:pPr>
         <w:numPr>
           <w:ilvl w:val="0"/>
-          <w:numId w:val="1005"/>
+          <w:numId w:val="1008"/>
         </w:numPr>
         <w:pStyle w:val="Compact"/>
       </w:pPr>
@@ -2040,6 +2094,118 @@
       </w:pPr>
     </w:lvl>
   </w:abstractNum>
+  <w:abstractNum w:abstractNumId="99411">
+    <w:nsid w:val="71315dca"/>
+    <w:multiLevelType w:val="multilevel"/>
+    <w:lvl w:ilvl="0">
+      <w:start w:val="1"/>
+      <w:numFmt w:val="decimal"/>
+      <w:lvlText w:val="%1."/>
+      <w:lvlJc w:val="left"/>
+      <w:pPr>
+        <w:tabs>
+          <w:tab w:val="num" w:pos="0"/>
+        </w:tabs>
+        <w:ind w:left="480" w:hanging="480"/>
+      </w:pPr>
+    </w:lvl>
+    <w:lvl w:ilvl="1">
+      <w:start w:val="1"/>
+      <w:numFmt w:val="decimal"/>
+      <w:lvlText w:val="%2."/>
+      <w:lvlJc w:val="left"/>
+      <w:pPr>
+        <w:tabs>
+          <w:tab w:val="num" w:pos="720"/>
+        </w:tabs>
+        <w:ind w:left="1200" w:hanging="480"/>
+      </w:pPr>
+    </w:lvl>
+    <w:lvl w:ilvl="2">
+      <w:start w:val="1"/>
+      <w:numFmt w:val="decimal"/>
+      <w:lvlText w:val="%3."/>
+      <w:lvlJc w:val="left"/>
+      <w:pPr>
+        <w:tabs>
+          <w:tab w:val="num" w:pos="1440"/>
+        </w:tabs>
+        <w:ind w:left="1920" w:hanging="480"/>
+      </w:pPr>
+    </w:lvl>
+    <w:lvl w:ilvl="3">
+      <w:start w:val="1"/>
+      <w:numFmt w:val="decimal"/>
+      <w:lvlText w:val="%4."/>
+      <w:lvlJc w:val="left"/>
+      <w:pPr>
+        <w:tabs>
+          <w:tab w:val="num" w:pos="2160"/>
+        </w:tabs>
+        <w:ind w:left="2640" w:hanging="480"/>
+      </w:pPr>
+    </w:lvl>
+    <w:lvl w:ilvl="4">
+      <w:start w:val="1"/>
+      <w:numFmt w:val="decimal"/>
+      <w:lvlText w:val="%5."/>
+      <w:lvlJc w:val="left"/>
+      <w:pPr>
+        <w:tabs>
+          <w:tab w:val="num" w:pos="2880"/>
+        </w:tabs>
+        <w:ind w:left="3360" w:hanging="480"/>
+      </w:pPr>
+    </w:lvl>
+    <w:lvl w:ilvl="5">
+      <w:start w:val="1"/>
+      <w:numFmt w:val="decimal"/>
+      <w:lvlText w:val="%6."/>
+      <w:lvlJc w:val="left"/>
+      <w:pPr>
+        <w:tabs>
+          <w:tab w:val="num" w:pos="3600"/>
+        </w:tabs>
+        <w:ind w:left="4080" w:hanging="480"/>
+      </w:pPr>
+    </w:lvl>
+    <w:lvl w:ilvl="6">
+      <w:start w:val="1"/>
+      <w:numFmt w:val="decimal"/>
+      <w:lvlText w:val="%7."/>
+      <w:lvlJc w:val="left"/>
+      <w:pPr>
+        <w:tabs>
+          <w:tab w:val="num" w:pos="4320"/>
+        </w:tabs>
+        <w:ind w:left="4800" w:hanging="480"/>
+      </w:pPr>
+    </w:lvl>
+    <w:lvl w:ilvl="7">
+      <w:start w:val="1"/>
+      <w:numFmt w:val="decimal"/>
+      <w:lvlText w:val="%8."/>
+      <w:lvlJc w:val="left"/>
+      <w:pPr>
+        <w:tabs>
+          <w:tab w:val="num" w:pos="5040"/>
+        </w:tabs>
+        <w:ind w:left="5520" w:hanging="480"/>
+      </w:pPr>
+    </w:lvl>
+    <w:lvl w:ilvl="8">
+      <w:start w:val="1"/>
+      <w:numFmt w:val="decimal"/>
+      <w:lvlText w:val="%9."/>
+      <w:lvlJc w:val="left"/>
+      <w:pPr>
+        <w:tabs>
+          <w:tab w:val="num" w:pos="5760"/>
+        </w:tabs>
+        <w:ind w:left="6240" w:hanging="480"/>
+      </w:pPr>
+    </w:lvl>
+  </w:abstractNum>
   <w:num w:numId="1000">
     <w:abstractNumId w:val="990"/>
   </w:num>
@@ -2047,7 +2213,34 @@
     <w:abstractNumId w:val="991"/>
   </w:num>
   <w:num w:numId="1002">
-    <w:abstractNumId w:val="991"/>
+    <w:abstractNumId w:val="99411"/>
+    <w:lvlOverride w:ilvl="0">
+      <w:startOverride w:val="1"/>
+    </w:lvlOverride>
+    <w:lvlOverride w:ilvl="1">
+      <w:startOverride w:val="1"/>
+    </w:lvlOverride>
+    <w:lvlOverride w:ilvl="2">
+      <w:startOverride w:val="1"/>
+    </w:lvlOverride>
+    <w:lvlOverride w:ilvl="3">
+      <w:startOverride w:val="1"/>
+    </w:lvlOverride>
+    <w:lvlOverride w:ilvl="4">
+      <w:startOverride w:val="1"/>
+    </w:lvlOverride>
+    <w:lvlOverride w:ilvl="5">
+      <w:startOverride w:val="1"/>
+    </w:lvlOverride>
+    <w:lvlOverride w:ilvl="6">
+      <w:startOverride w:val="1"/>
+    </w:lvlOverride>
+    <w:lvlOverride w:ilvl="7">
+      <w:startOverride w:val="1"/>
+    </w:lvlOverride>
+    <w:lvlOverride w:ilvl="8">
+      <w:startOverride w:val="1"/>
+    </w:lvlOverride>
   </w:num>
   <w:num w:numId="1003">
     <w:abstractNumId w:val="991"/>
@@ -2056,6 +2249,15 @@
     <w:abstractNumId w:val="991"/>
   </w:num>
   <w:num w:numId="1005">
+    <w:abstractNumId w:val="991"/>
+  </w:num>
+  <w:num w:numId="1006">
+    <w:abstractNumId w:val="991"/>
+  </w:num>
+  <w:num w:numId="1007">
+    <w:abstractNumId w:val="991"/>
+  </w:num>
+  <w:num w:numId="1008">
     <w:abstractNumId w:val="991"/>
   </w:num>
 </w:numbering>

--- a/downloads/teacher/04 Units/Unit 02 - Individual Growth and Life Readiness - Me, My Goals, My Money/Lesson 02.16 - Diversification.docx
+++ b/downloads/teacher/04 Units/Unit 02 - Individual Growth and Life Readiness - Me, My Goals, My Money/Lesson 02.16 - Diversification.docx
@@ -428,15 +428,6 @@
       </w:pPr>
       <w:r>
         <w:t xml:space="preserve">Setup notes: set the market to window 19 before class. This is the last calm day before the crisis; the prices in windows 19 to 24 get jumpy on purpose. Do not mention tomorrow. Print the class portfolio count from the Command Bridge Rankings tab if the site shows holdings by venture; if not, use the hand count from Lesson 2.14 Day 2.</w:t>
-      </w:r>
-      <w:r>
-        <w:t xml:space="preserve"> </w:t>
-      </w:r>
-      <w:r>
-        <w:rPr>
-          <w:rStyle w:val="TeacherNote"/>
-        </w:rPr>
-        <w:t xml:space="preserve">[Sal: confirm which class-level views the live Command Bridge shows.]</w:t>
       </w:r>
     </w:p>
     <w:p>
@@ -840,6 +831,9 @@
           </w:p>
         </w:tc>
         <w:tc>
+          <w:p/>
+        </w:tc>
+        <w:tc>
           <w:p>
             <w:pPr>
               <w:pStyle w:val="Compact"/>
@@ -849,9 +843,6 @@
               <w:t xml:space="preserve">4 min</w:t>
             </w:r>
           </w:p>
-        </w:tc>
-        <w:tc>
-          <w:p/>
         </w:tc>
       </w:tr>
     </w:tbl>
@@ -1664,37 +1655,7 @@
         <w:pStyle w:val="Compact"/>
       </w:pPr>
       <w:r>
-        <w:t xml:space="preserve">Sal’s own materials:</w:t>
-      </w:r>
-      <w:r>
-        <w:t xml:space="preserve"> </w:t>
-      </w:r>
-      <w:r>
-        <w:rPr>
-          <w:rStyle w:val="VerbatimChar"/>
-        </w:rPr>
-        <w:t xml:space="preserve">Fortune_Street_Lesson_Plan.docx</w:t>
-      </w:r>
-      <w:r>
-        <w:t xml:space="preserve"> </w:t>
-      </w:r>
-      <w:r>
-        <w:t xml:space="preserve">(Day 4, Portfolio Diversification, and its warm-up question, which is the do now here);</w:t>
-      </w:r>
-      <w:r>
-        <w:t xml:space="preserve"> </w:t>
-      </w:r>
-      <w:r>
-        <w:rPr>
-          <w:rStyle w:val="VerbatimChar"/>
-        </w:rPr>
-        <w:t xml:space="preserve">Fortune_Street_Student_Guide.docx</w:t>
-      </w:r>
-      <w:r>
-        <w:t xml:space="preserve"> </w:t>
-      </w:r>
-      <w:r>
-        <w:t xml:space="preserve">(the tip</w:t>
+        <w:t xml:space="preserve">My own materials: my original ClassroomStreet plan (Day 4, Portfolio Diversification, and its warm-up question, which is the do now here); the ClassroomStreet Student Guide (the tip</w:t>
       </w:r>
       <w:r>
         <w:t xml:space="preserve"> </w:t>
@@ -1792,21 +1753,6 @@
       </w:pPr>
       <w:r>
         <w:t xml:space="preserve">Tomorrow the crisis hits at window 25. Some students will come in tomorrow with 80 percent in Sparkstone after this lesson. Let them. Their Investor Report is going to be the most honest one in the class.</w:t>
-      </w:r>
-    </w:p>
-    <w:p>
-      <w:pPr>
-        <w:numPr>
-          <w:ilvl w:val="0"/>
-          <w:numId w:val="1008"/>
-        </w:numPr>
-        <w:pStyle w:val="Compact"/>
-      </w:pPr>
-      <w:r>
-        <w:rPr>
-          <w:rStyle w:val="TeacherNote"/>
-        </w:rPr>
-        <w:t xml:space="preserve">[Sal: your original Day 4 had students analyze the whole class’s aggressive vs conservative split. If the live Command Bridge shows holdings by venture across a period, put that pie on slide 6; it is a strong moment.]</w:t>
       </w:r>
     </w:p>
     <w:sectPr>
